--- a/public/assets/documents/template-word/template_correspondencia_oficio_v2.docx
+++ b/public/assets/documents/template-word/template_correspondencia_oficio_v2.docx
@@ -121,37 +121,12 @@
         </w:rPr>
         <w:t xml:space="preserve">               </w:t>
       </w:r>
-      <w:proofErr w:type="spellStart"/>
       <w:r>
         <w:rPr>
           <w:rFonts w:ascii="Noto Sans" w:eastAsia="Noto Sans" w:hAnsi="Noto Sans" w:cs="Noto Sans"/>
           <w:lang w:val="en-US"/>
         </w:rPr>
-        <w:t>Fecha</w:t>
-      </w:r>
-      <w:proofErr w:type="spellEnd"/>
-      <w:r>
-        <w:rPr>
-          <w:rFonts w:ascii="Noto Sans" w:eastAsia="Noto Sans" w:hAnsi="Noto Sans" w:cs="Noto Sans"/>
-          <w:lang w:val="en-US"/>
-        </w:rPr>
-        <w:t xml:space="preserve"> de </w:t>
-      </w:r>
-      <w:proofErr w:type="spellStart"/>
-      <w:r>
-        <w:rPr>
-          <w:rFonts w:ascii="Noto Sans" w:eastAsia="Noto Sans" w:hAnsi="Noto Sans" w:cs="Noto Sans"/>
-          <w:lang w:val="en-US"/>
-        </w:rPr>
-        <w:t>emisión</w:t>
-      </w:r>
-      <w:proofErr w:type="spellEnd"/>
-      <w:r>
-        <w:rPr>
-          <w:rFonts w:ascii="Noto Sans" w:eastAsia="Noto Sans" w:hAnsi="Noto Sans" w:cs="Noto Sans"/>
-          <w:lang w:val="en-US"/>
-        </w:rPr>
-        <w:t xml:space="preserve">: </w:t>
+        <w:t xml:space="preserve">Fecha de emisión: </w:t>
       </w:r>
     </w:p>
     <w:p>
@@ -252,7 +227,6 @@
                 <w:lang w:val="en-US"/>
               </w:rPr>
             </w:pPr>
-            <w:proofErr w:type="spellStart"/>
             <w:r>
               <w:rPr>
                 <w:rFonts w:ascii="Noto Sans" w:eastAsia="Noto Sans" w:hAnsi="Noto Sans" w:cs="Noto Sans"/>
@@ -262,7 +236,6 @@
               </w:rPr>
               <w:t>Descripción</w:t>
             </w:r>
-            <w:proofErr w:type="spellEnd"/>
           </w:p>
         </w:tc>
         <w:tc>
@@ -311,7 +284,6 @@
                 <w:lang w:val="en-US"/>
               </w:rPr>
             </w:pPr>
-            <w:proofErr w:type="spellStart"/>
             <w:r>
               <w:rPr>
                 <w:rFonts w:ascii="Noto Sans" w:eastAsia="Noto Sans" w:hAnsi="Noto Sans" w:cs="Noto Sans"/>
@@ -321,7 +293,6 @@
               </w:rPr>
               <w:t>Descripción</w:t>
             </w:r>
-            <w:proofErr w:type="spellEnd"/>
           </w:p>
         </w:tc>
       </w:tr>
@@ -354,17 +325,8 @@
                 <w:rFonts w:ascii="Noto Sans" w:eastAsia="Noto Sans" w:hAnsi="Noto Sans" w:cs="Noto Sans"/>
                 <w:lang w:val="en-US"/>
               </w:rPr>
-              <w:t xml:space="preserve">No. </w:t>
+              <w:t>No. turno</w:t>
             </w:r>
-            <w:proofErr w:type="spellStart"/>
-            <w:r>
-              <w:rPr>
-                <w:rFonts w:ascii="Noto Sans" w:eastAsia="Noto Sans" w:hAnsi="Noto Sans" w:cs="Noto Sans"/>
-                <w:lang w:val="en-US"/>
-              </w:rPr>
-              <w:t>turno</w:t>
-            </w:r>
-            <w:proofErr w:type="spellEnd"/>
             <w:r>
               <w:rPr>
                 <w:u w:val="single"/>
@@ -414,31 +376,13 @@
                 <w:lang w:val="en-US"/>
               </w:rPr>
             </w:pPr>
-            <w:proofErr w:type="spellStart"/>
             <w:r>
               <w:rPr>
                 <w:rFonts w:ascii="Noto Sans" w:eastAsia="Noto Sans" w:hAnsi="Noto Sans" w:cs="Noto Sans"/>
                 <w:lang w:val="en-US"/>
               </w:rPr>
-              <w:t>Fecha</w:t>
+              <w:t>Fecha de inicio</w:t>
             </w:r>
-            <w:proofErr w:type="spellEnd"/>
-            <w:r>
-              <w:rPr>
-                <w:rFonts w:ascii="Noto Sans" w:eastAsia="Noto Sans" w:hAnsi="Noto Sans" w:cs="Noto Sans"/>
-                <w:lang w:val="en-US"/>
-              </w:rPr>
-              <w:t xml:space="preserve"> de </w:t>
-            </w:r>
-            <w:proofErr w:type="spellStart"/>
-            <w:r>
-              <w:rPr>
-                <w:rFonts w:ascii="Noto Sans" w:eastAsia="Noto Sans" w:hAnsi="Noto Sans" w:cs="Noto Sans"/>
-                <w:lang w:val="en-US"/>
-              </w:rPr>
-              <w:t>inicio</w:t>
-            </w:r>
-            <w:proofErr w:type="spellEnd"/>
           </w:p>
         </w:tc>
         <w:tc>
@@ -491,17 +435,8 @@
                 <w:rFonts w:ascii="Noto Sans" w:eastAsia="Noto Sans" w:hAnsi="Noto Sans" w:cs="Noto Sans"/>
                 <w:lang w:val="en-US"/>
               </w:rPr>
-              <w:t xml:space="preserve">No. de </w:t>
+              <w:t>No. de documento</w:t>
             </w:r>
-            <w:proofErr w:type="spellStart"/>
-            <w:r>
-              <w:rPr>
-                <w:rFonts w:ascii="Noto Sans" w:eastAsia="Noto Sans" w:hAnsi="Noto Sans" w:cs="Noto Sans"/>
-                <w:lang w:val="en-US"/>
-              </w:rPr>
-              <w:t>documento</w:t>
-            </w:r>
-            <w:proofErr w:type="spellEnd"/>
           </w:p>
         </w:tc>
         <w:tc>
@@ -544,21 +479,12 @@
                 <w:lang w:val="en-US"/>
               </w:rPr>
             </w:pPr>
-            <w:proofErr w:type="spellStart"/>
             <w:r>
               <w:rPr>
                 <w:rFonts w:ascii="Noto Sans" w:eastAsia="Noto Sans" w:hAnsi="Noto Sans" w:cs="Noto Sans"/>
                 <w:lang w:val="en-US"/>
               </w:rPr>
-              <w:t>Fecha</w:t>
-            </w:r>
-            <w:proofErr w:type="spellEnd"/>
-            <w:r>
-              <w:rPr>
-                <w:rFonts w:ascii="Noto Sans" w:eastAsia="Noto Sans" w:hAnsi="Noto Sans" w:cs="Noto Sans"/>
-                <w:lang w:val="en-US"/>
-              </w:rPr>
-              <w:t xml:space="preserve"> </w:t>
+              <w:t xml:space="preserve">Fecha </w:t>
             </w:r>
             <w:r>
               <w:rPr>
@@ -619,17 +545,8 @@
                 <w:rFonts w:ascii="Noto Sans" w:eastAsia="Noto Sans" w:hAnsi="Noto Sans" w:cs="Noto Sans"/>
                 <w:lang w:val="en-US"/>
               </w:rPr>
-              <w:t xml:space="preserve">Folio de </w:t>
+              <w:t>Folio de gestión</w:t>
             </w:r>
-            <w:proofErr w:type="spellStart"/>
-            <w:r>
-              <w:rPr>
-                <w:rFonts w:ascii="Noto Sans" w:eastAsia="Noto Sans" w:hAnsi="Noto Sans" w:cs="Noto Sans"/>
-                <w:lang w:val="en-US"/>
-              </w:rPr>
-              <w:t>gestión</w:t>
-            </w:r>
-            <w:proofErr w:type="spellEnd"/>
           </w:p>
         </w:tc>
         <w:tc>
@@ -672,21 +589,12 @@
                 <w:lang w:val="en-US"/>
               </w:rPr>
             </w:pPr>
-            <w:proofErr w:type="spellStart"/>
             <w:r>
               <w:rPr>
                 <w:rFonts w:ascii="Noto Sans" w:eastAsia="Noto Sans" w:hAnsi="Noto Sans" w:cs="Noto Sans"/>
                 <w:lang w:val="en-US"/>
               </w:rPr>
-              <w:t>Fecha</w:t>
-            </w:r>
-            <w:proofErr w:type="spellEnd"/>
-            <w:r>
-              <w:rPr>
-                <w:rFonts w:ascii="Noto Sans" w:eastAsia="Noto Sans" w:hAnsi="Noto Sans" w:cs="Noto Sans"/>
-                <w:lang w:val="en-US"/>
-              </w:rPr>
-              <w:t xml:space="preserve"> de doc.</w:t>
+              <w:t>Fecha de doc.</w:t>
             </w:r>
           </w:p>
         </w:tc>
@@ -798,7 +706,6 @@
                 <w:lang w:val="en-US"/>
               </w:rPr>
             </w:pPr>
-            <w:proofErr w:type="spellStart"/>
             <w:r>
               <w:rPr>
                 <w:rFonts w:ascii="Noto Sans" w:eastAsia="Noto Sans" w:hAnsi="Noto Sans" w:cs="Noto Sans"/>
@@ -806,7 +713,6 @@
               </w:rPr>
               <w:t>Coordinación</w:t>
             </w:r>
-            <w:proofErr w:type="spellEnd"/>
           </w:p>
         </w:tc>
         <w:tc>
@@ -841,21 +747,12 @@
                 <w:lang w:val="en-US"/>
               </w:rPr>
             </w:pPr>
-            <w:proofErr w:type="spellStart"/>
             <w:r>
               <w:rPr>
                 <w:rFonts w:ascii="Noto Sans" w:eastAsia="Noto Sans" w:hAnsi="Noto Sans" w:cs="Noto Sans"/>
                 <w:lang w:val="en-US"/>
               </w:rPr>
-              <w:t>Turnado</w:t>
-            </w:r>
-            <w:proofErr w:type="spellEnd"/>
-            <w:r>
-              <w:rPr>
-                <w:rFonts w:ascii="Noto Sans" w:eastAsia="Noto Sans" w:hAnsi="Noto Sans" w:cs="Noto Sans"/>
-                <w:lang w:val="en-US"/>
-              </w:rPr>
-              <w:t xml:space="preserve"> a</w:t>
+              <w:t>Turnado a</w:t>
             </w:r>
           </w:p>
         </w:tc>
@@ -891,7 +788,6 @@
                 <w:lang w:val="en-US"/>
               </w:rPr>
             </w:pPr>
-            <w:proofErr w:type="spellStart"/>
             <w:r>
               <w:rPr>
                 <w:rFonts w:ascii="Noto Sans" w:eastAsia="Noto Sans" w:hAnsi="Noto Sans" w:cs="Noto Sans"/>
@@ -899,7 +795,6 @@
               </w:rPr>
               <w:t>Trámite</w:t>
             </w:r>
-            <w:proofErr w:type="spellEnd"/>
           </w:p>
         </w:tc>
         <w:tc>
@@ -975,7 +870,6 @@
                 <w:lang w:val="en-US"/>
               </w:rPr>
             </w:pPr>
-            <w:proofErr w:type="spellStart"/>
             <w:r>
               <w:rPr>
                 <w:rFonts w:ascii="Noto Sans" w:eastAsia="Noto Sans" w:hAnsi="Noto Sans" w:cs="Noto Sans"/>
@@ -983,7 +877,6 @@
               </w:rPr>
               <w:t>Remitente</w:t>
             </w:r>
-            <w:proofErr w:type="spellEnd"/>
           </w:p>
         </w:tc>
         <w:tc>
@@ -1018,7 +911,6 @@
                 <w:lang w:val="en-US"/>
               </w:rPr>
             </w:pPr>
-            <w:proofErr w:type="spellStart"/>
             <w:r>
               <w:rPr>
                 <w:rFonts w:ascii="Noto Sans" w:eastAsia="Noto Sans" w:hAnsi="Noto Sans" w:cs="Noto Sans"/>
@@ -1026,7 +918,6 @@
               </w:rPr>
               <w:t>Puesto</w:t>
             </w:r>
-            <w:proofErr w:type="spellEnd"/>
           </w:p>
         </w:tc>
         <w:tc>
@@ -1068,7 +959,6 @@
                 <w:lang w:val="en-US"/>
               </w:rPr>
             </w:pPr>
-            <w:proofErr w:type="spellStart"/>
             <w:r>
               <w:rPr>
                 <w:rFonts w:ascii="Noto Sans" w:eastAsia="Noto Sans" w:hAnsi="Noto Sans" w:cs="Noto Sans"/>
@@ -1076,7 +966,6 @@
               </w:rPr>
               <w:t>Asunto</w:t>
             </w:r>
-            <w:proofErr w:type="spellEnd"/>
           </w:p>
         </w:tc>
         <w:tc>
@@ -1180,7 +1069,6 @@
                 <w:lang w:val="en-US"/>
               </w:rPr>
             </w:pPr>
-            <w:proofErr w:type="spellStart"/>
             <w:r>
               <w:rPr>
                 <w:rFonts w:ascii="Noto Sans" w:eastAsia="Noto Sans" w:hAnsi="Noto Sans" w:cs="Noto Sans"/>
@@ -1188,7 +1076,6 @@
               </w:rPr>
               <w:t>Observaciones</w:t>
             </w:r>
-            <w:proofErr w:type="spellEnd"/>
           </w:p>
         </w:tc>
         <w:tc>
@@ -1218,6 +1105,48 @@
               </w:rPr>
             </w:pPr>
           </w:p>
+          <w:p>
+            <w:pPr>
+              <w:rPr>
+                <w:lang w:val="en-US"/>
+              </w:rPr>
+            </w:pPr>
+          </w:p>
+        </w:tc>
+      </w:tr>
+      <w:tr>
+        <w:trPr>
+          <w:trHeight w:val="419"/>
+        </w:trPr>
+        <w:tc>
+          <w:tcPr>
+            <w:tcW w:w="2268" w:type="dxa"/>
+            <w:shd w:val="clear" w:color="auto" w:fill="D9D9D9" w:themeFill="background1" w:themeFillShade="D9"/>
+            <w:vAlign w:val="center"/>
+          </w:tcPr>
+          <w:p>
+            <w:pPr>
+              <w:rPr>
+                <w:rFonts w:ascii="Noto Sans" w:eastAsia="Noto Sans" w:hAnsi="Noto Sans" w:cs="Noto Sans"/>
+                <w:u w:val="single"/>
+                <w:lang w:val="en-US"/>
+              </w:rPr>
+            </w:pPr>
+            <w:r>
+              <w:rPr>
+                <w:rFonts w:ascii="Noto Sans" w:eastAsia="Noto Sans" w:hAnsi="Noto Sans" w:cs="Noto Sans"/>
+                <w:lang w:val="en-US"/>
+              </w:rPr>
+              <w:t>Usuario</w:t>
+            </w:r>
+          </w:p>
+        </w:tc>
+        <w:tc>
+          <w:tcPr>
+            <w:tcW w:w="8359" w:type="dxa"/>
+            <w:shd w:val="clear" w:color="auto" w:fill="D9D9D9" w:themeFill="background1" w:themeFillShade="D9"/>
+            <w:vAlign w:val="center"/>
+          </w:tcPr>
           <w:p>
             <w:pPr>
               <w:rPr>
@@ -1331,7 +1260,6 @@
                                 <w:lang w:val="en-US"/>
                               </w:rPr>
                             </w:pPr>
-                            <w:proofErr w:type="spellStart"/>
                             <w:r>
                               <w:rPr>
                                 <w:rFonts w:ascii="Noto Sans" w:eastAsia="Noto Sans" w:hAnsi="Noto Sans" w:cs="Noto Sans"/>
@@ -1339,17 +1267,7 @@
                                 <w:szCs w:val="20"/>
                                 <w:lang w:val="en-US"/>
                               </w:rPr>
-                              <w:t>Lic</w:t>
-                            </w:r>
-                            <w:proofErr w:type="spellEnd"/>
-                            <w:r>
-                              <w:rPr>
-                                <w:rFonts w:ascii="Noto Sans" w:eastAsia="Noto Sans" w:hAnsi="Noto Sans" w:cs="Noto Sans"/>
-                                <w:sz w:val="20"/>
-                                <w:szCs w:val="20"/>
-                                <w:lang w:val="en-US"/>
-                              </w:rPr>
-                              <w:t>. Berenice Morales Ruiz</w:t>
+                              <w:t>Lic. Berenice Morales Ruiz</w:t>
                             </w:r>
                           </w:p>
                           <w:p>
@@ -1371,9 +1289,8 @@
                                 <w:szCs w:val="20"/>
                                 <w:lang w:val="en-US"/>
                               </w:rPr>
-                              <w:t xml:space="preserve">Responsible de Control de </w:t>
+                              <w:t>Respons</w:t>
                             </w:r>
-                            <w:proofErr w:type="spellStart"/>
                             <w:r>
                               <w:rPr>
                                 <w:rFonts w:ascii="Noto Sans" w:eastAsia="Noto Sans" w:hAnsi="Noto Sans" w:cs="Noto Sans"/>
@@ -1381,9 +1298,17 @@
                                 <w:szCs w:val="20"/>
                                 <w:lang w:val="en-US"/>
                               </w:rPr>
-                              <w:t>Gestión</w:t>
+                              <w:t>a</w:t>
                             </w:r>
-                            <w:proofErr w:type="spellEnd"/>
+                            <w:r>
+                              <w:rPr>
+                                <w:rFonts w:ascii="Noto Sans" w:eastAsia="Noto Sans" w:hAnsi="Noto Sans" w:cs="Noto Sans"/>
+                                <w:sz w:val="20"/>
+                                <w:szCs w:val="20"/>
+                                <w:lang w:val="en-US"/>
+                              </w:rPr>
+                              <w:t>ble de Control de Gestión</w:t>
+                            </w:r>
                           </w:p>
                           <w:p>
                             <w:pPr>
@@ -1441,7 +1366,6 @@
                           <w:lang w:val="en-US"/>
                         </w:rPr>
                       </w:pPr>
-                      <w:proofErr w:type="spellStart"/>
                       <w:r>
                         <w:rPr>
                           <w:rFonts w:ascii="Noto Sans" w:eastAsia="Noto Sans" w:hAnsi="Noto Sans" w:cs="Noto Sans"/>
@@ -1449,17 +1373,7 @@
                           <w:szCs w:val="20"/>
                           <w:lang w:val="en-US"/>
                         </w:rPr>
-                        <w:t>Lic</w:t>
-                      </w:r>
-                      <w:proofErr w:type="spellEnd"/>
-                      <w:r>
-                        <w:rPr>
-                          <w:rFonts w:ascii="Noto Sans" w:eastAsia="Noto Sans" w:hAnsi="Noto Sans" w:cs="Noto Sans"/>
-                          <w:sz w:val="20"/>
-                          <w:szCs w:val="20"/>
-                          <w:lang w:val="en-US"/>
-                        </w:rPr>
-                        <w:t>. Berenice Morales Ruiz</w:t>
+                        <w:t>Lic. Berenice Morales Ruiz</w:t>
                       </w:r>
                     </w:p>
                     <w:p>
@@ -1481,9 +1395,8 @@
                           <w:szCs w:val="20"/>
                           <w:lang w:val="en-US"/>
                         </w:rPr>
-                        <w:t xml:space="preserve">Responsible de Control de </w:t>
+                        <w:t>Respons</w:t>
                       </w:r>
-                      <w:proofErr w:type="spellStart"/>
                       <w:r>
                         <w:rPr>
                           <w:rFonts w:ascii="Noto Sans" w:eastAsia="Noto Sans" w:hAnsi="Noto Sans" w:cs="Noto Sans"/>
@@ -1491,9 +1404,17 @@
                           <w:szCs w:val="20"/>
                           <w:lang w:val="en-US"/>
                         </w:rPr>
-                        <w:t>Gestión</w:t>
+                        <w:t>a</w:t>
                       </w:r>
-                      <w:proofErr w:type="spellEnd"/>
+                      <w:r>
+                        <w:rPr>
+                          <w:rFonts w:ascii="Noto Sans" w:eastAsia="Noto Sans" w:hAnsi="Noto Sans" w:cs="Noto Sans"/>
+                          <w:sz w:val="20"/>
+                          <w:szCs w:val="20"/>
+                          <w:lang w:val="en-US"/>
+                        </w:rPr>
+                        <w:t>ble de Control de Gestión</w:t>
+                      </w:r>
                     </w:p>
                     <w:p>
                       <w:pPr>
